--- a/klagomål/S 3399-2025 FSC-klagomål.docx
+++ b/klagomål/S 3399-2025 FSC-klagomål.docx
@@ -663,7 +663,7 @@
     <w:r>
       <w:tab/>
       <w:tab/>
-      <w:t>2026-09-14</w:t>
+      <w:t>2026-09-15</w:t>
       <w:br/>
       <w:br/>
     </w:r>

--- a/klagomål/S 3399-2025 FSC-klagomål.docx
+++ b/klagomål/S 3399-2025 FSC-klagomål.docx
@@ -663,7 +663,7 @@
     <w:r>
       <w:tab/>
       <w:tab/>
-      <w:t>2026-09-15</w:t>
+      <w:t>2026-09-16</w:t>
       <w:br/>
       <w:br/>
     </w:r>

--- a/klagomål/S 3399-2025 FSC-klagomål.docx
+++ b/klagomål/S 3399-2025 FSC-klagomål.docx
@@ -663,7 +663,7 @@
     <w:r>
       <w:tab/>
       <w:tab/>
-      <w:t>2026-09-16</w:t>
+      <w:t>2026-09-17</w:t>
       <w:br/>
       <w:br/>
     </w:r>

--- a/klagomål/S 3399-2025 FSC-klagomål.docx
+++ b/klagomål/S 3399-2025 FSC-klagomål.docx
@@ -663,7 +663,7 @@
     <w:r>
       <w:tab/>
       <w:tab/>
-      <w:t>2026-09-17</w:t>
+      <w:t>2026-09-18</w:t>
       <w:br/>
       <w:br/>
     </w:r>

--- a/klagomål/S 3399-2025 FSC-klagomål.docx
+++ b/klagomål/S 3399-2025 FSC-klagomål.docx
@@ -663,7 +663,7 @@
     <w:r>
       <w:tab/>
       <w:tab/>
-      <w:t>2026-09-18</w:t>
+      <w:t>2026-09-19</w:t>
       <w:br/>
       <w:br/>
     </w:r>

--- a/klagomål/S 3399-2025 FSC-klagomål.docx
+++ b/klagomål/S 3399-2025 FSC-klagomål.docx
@@ -663,7 +663,7 @@
     <w:r>
       <w:tab/>
       <w:tab/>
-      <w:t>2026-09-19</w:t>
+      <w:t>2026-09-21</w:t>
       <w:br/>
       <w:br/>
     </w:r>

--- a/klagomål/S 3399-2025 FSC-klagomål.docx
+++ b/klagomål/S 3399-2025 FSC-klagomål.docx
@@ -663,7 +663,7 @@
     <w:r>
       <w:tab/>
       <w:tab/>
-      <w:t>2026-09-21</w:t>
+      <w:t>2026-09-23</w:t>
       <w:br/>
       <w:br/>
     </w:r>

--- a/klagomål/S 3399-2025 FSC-klagomål.docx
+++ b/klagomål/S 3399-2025 FSC-klagomål.docx
@@ -663,7 +663,7 @@
     <w:r>
       <w:tab/>
       <w:tab/>
-      <w:t>2026-09-23</w:t>
+      <w:t>2026-09-24</w:t>
       <w:br/>
       <w:br/>
     </w:r>

--- a/klagomål/S 3399-2025 FSC-klagomål.docx
+++ b/klagomål/S 3399-2025 FSC-klagomål.docx
@@ -663,7 +663,7 @@
     <w:r>
       <w:tab/>
       <w:tab/>
-      <w:t>2026-09-24</w:t>
+      <w:t>2026-09-25</w:t>
       <w:br/>
       <w:br/>
     </w:r>

--- a/klagomål/S 3399-2025 FSC-klagomål.docx
+++ b/klagomål/S 3399-2025 FSC-klagomål.docx
@@ -663,7 +663,7 @@
     <w:r>
       <w:tab/>
       <w:tab/>
-      <w:t>2026-09-25</w:t>
+      <w:t>2026-09-26</w:t>
       <w:br/>
       <w:br/>
     </w:r>

--- a/klagomål/S 3399-2025 FSC-klagomål.docx
+++ b/klagomål/S 3399-2025 FSC-klagomål.docx
@@ -663,7 +663,7 @@
     <w:r>
       <w:tab/>
       <w:tab/>
-      <w:t>2026-09-26</w:t>
+      <w:t>2026-09-27</w:t>
       <w:br/>
       <w:br/>
     </w:r>

--- a/klagomål/S 3399-2025 FSC-klagomål.docx
+++ b/klagomål/S 3399-2025 FSC-klagomål.docx
@@ -663,7 +663,7 @@
     <w:r>
       <w:tab/>
       <w:tab/>
-      <w:t>2026-09-27</w:t>
+      <w:t>2026-09-28</w:t>
       <w:br/>
       <w:br/>
     </w:r>

--- a/klagomål/S 3399-2025 FSC-klagomål.docx
+++ b/klagomål/S 3399-2025 FSC-klagomål.docx
@@ -663,7 +663,7 @@
     <w:r>
       <w:tab/>
       <w:tab/>
-      <w:t>2026-09-28</w:t>
+      <w:t>2026-09-29</w:t>
       <w:br/>
       <w:br/>
     </w:r>

--- a/klagomål/S 3399-2025 FSC-klagomål.docx
+++ b/klagomål/S 3399-2025 FSC-klagomål.docx
@@ -663,7 +663,7 @@
     <w:r>
       <w:tab/>
       <w:tab/>
-      <w:t>2026-09-29</w:t>
+      <w:t>2026-09-30</w:t>
       <w:br/>
       <w:br/>
     </w:r>

--- a/klagomål/S 3399-2025 FSC-klagomål.docx
+++ b/klagomål/S 3399-2025 FSC-klagomål.docx
@@ -663,7 +663,7 @@
     <w:r>
       <w:tab/>
       <w:tab/>
-      <w:t>2026-09-30</w:t>
+      <w:t>2026-10-01</w:t>
       <w:br/>
       <w:br/>
     </w:r>

--- a/klagomål/S 3399-2025 FSC-klagomål.docx
+++ b/klagomål/S 3399-2025 FSC-klagomål.docx
@@ -663,7 +663,7 @@
     <w:r>
       <w:tab/>
       <w:tab/>
-      <w:t>2026-10-01</w:t>
+      <w:t>2026-10-02</w:t>
       <w:br/>
       <w:br/>
     </w:r>

--- a/klagomål/S 3399-2025 FSC-klagomål.docx
+++ b/klagomål/S 3399-2025 FSC-klagomål.docx
@@ -663,7 +663,7 @@
     <w:r>
       <w:tab/>
       <w:tab/>
-      <w:t>2026-10-02</w:t>
+      <w:t>2026-10-03</w:t>
       <w:br/>
       <w:br/>
     </w:r>

--- a/klagomål/S 3399-2025 FSC-klagomål.docx
+++ b/klagomål/S 3399-2025 FSC-klagomål.docx
@@ -663,7 +663,7 @@
     <w:r>
       <w:tab/>
       <w:tab/>
-      <w:t>2026-10-03</w:t>
+      <w:t>2026-10-04</w:t>
       <w:br/>
       <w:br/>
     </w:r>

--- a/klagomål/S 3399-2025 FSC-klagomål.docx
+++ b/klagomål/S 3399-2025 FSC-klagomål.docx
@@ -663,7 +663,7 @@
     <w:r>
       <w:tab/>
       <w:tab/>
-      <w:t>2026-10-04</w:t>
+      <w:t>2026-10-05</w:t>
       <w:br/>
       <w:br/>
     </w:r>

--- a/klagomål/S 3399-2025 FSC-klagomål.docx
+++ b/klagomål/S 3399-2025 FSC-klagomål.docx
@@ -663,7 +663,7 @@
     <w:r>
       <w:tab/>
       <w:tab/>
-      <w:t>2026-10-05</w:t>
+      <w:t>2026-10-06</w:t>
       <w:br/>
       <w:br/>
     </w:r>

--- a/klagomål/S 3399-2025 FSC-klagomål.docx
+++ b/klagomål/S 3399-2025 FSC-klagomål.docx
@@ -663,7 +663,7 @@
     <w:r>
       <w:tab/>
       <w:tab/>
-      <w:t>2026-10-06</w:t>
+      <w:t>2026-10-07</w:t>
       <w:br/>
       <w:br/>
     </w:r>

--- a/klagomål/S 3399-2025 FSC-klagomål.docx
+++ b/klagomål/S 3399-2025 FSC-klagomål.docx
@@ -663,7 +663,7 @@
     <w:r>
       <w:tab/>
       <w:tab/>
-      <w:t>2026-10-07</w:t>
+      <w:t>2026-10-08</w:t>
       <w:br/>
       <w:br/>
     </w:r>

--- a/klagomål/S 3399-2025 FSC-klagomål.docx
+++ b/klagomål/S 3399-2025 FSC-klagomål.docx
@@ -663,7 +663,7 @@
     <w:r>
       <w:tab/>
       <w:tab/>
-      <w:t>2026-10-08</w:t>
+      <w:t>2026-10-09</w:t>
       <w:br/>
       <w:br/>
     </w:r>

--- a/klagomål/S 3399-2025 FSC-klagomål.docx
+++ b/klagomål/S 3399-2025 FSC-klagomål.docx
@@ -663,7 +663,7 @@
     <w:r>
       <w:tab/>
       <w:tab/>
-      <w:t>2026-10-09</w:t>
+      <w:t>2026-10-10</w:t>
       <w:br/>
       <w:br/>
     </w:r>

--- a/klagomål/S 3399-2025 FSC-klagomål.docx
+++ b/klagomål/S 3399-2025 FSC-klagomål.docx
@@ -663,7 +663,7 @@
     <w:r>
       <w:tab/>
       <w:tab/>
-      <w:t>2026-10-10</w:t>
+      <w:t>2026-10-11</w:t>
       <w:br/>
       <w:br/>
     </w:r>

--- a/klagomål/S 3399-2025 FSC-klagomål.docx
+++ b/klagomål/S 3399-2025 FSC-klagomål.docx
@@ -663,7 +663,7 @@
     <w:r>
       <w:tab/>
       <w:tab/>
-      <w:t>2026-10-11</w:t>
+      <w:t>2026-10-12</w:t>
       <w:br/>
       <w:br/>
     </w:r>

--- a/klagomål/S 3399-2025 FSC-klagomål.docx
+++ b/klagomål/S 3399-2025 FSC-klagomål.docx
@@ -663,7 +663,7 @@
     <w:r>
       <w:tab/>
       <w:tab/>
-      <w:t>2026-10-12</w:t>
+      <w:t>2026-10-13</w:t>
       <w:br/>
       <w:br/>
     </w:r>

--- a/klagomål/S 3399-2025 FSC-klagomål.docx
+++ b/klagomål/S 3399-2025 FSC-klagomål.docx
@@ -663,7 +663,7 @@
     <w:r>
       <w:tab/>
       <w:tab/>
-      <w:t>2026-10-13</w:t>
+      <w:t>2026-10-14</w:t>
       <w:br/>
       <w:br/>
     </w:r>

--- a/klagomål/S 3399-2025 FSC-klagomål.docx
+++ b/klagomål/S 3399-2025 FSC-klagomål.docx
@@ -663,7 +663,7 @@
     <w:r>
       <w:tab/>
       <w:tab/>
-      <w:t>2026-10-14</w:t>
+      <w:t>2026-10-15</w:t>
       <w:br/>
       <w:br/>
     </w:r>

--- a/klagomål/S 3399-2025 FSC-klagomål.docx
+++ b/klagomål/S 3399-2025 FSC-klagomål.docx
@@ -663,7 +663,7 @@
     <w:r>
       <w:tab/>
       <w:tab/>
-      <w:t>2026-10-15</w:t>
+      <w:t>2026-10-16</w:t>
       <w:br/>
       <w:br/>
     </w:r>

--- a/klagomål/S 3399-2025 FSC-klagomål.docx
+++ b/klagomål/S 3399-2025 FSC-klagomål.docx
@@ -663,7 +663,7 @@
     <w:r>
       <w:tab/>
       <w:tab/>
-      <w:t>2026-10-16</w:t>
+      <w:t>2026-10-17</w:t>
       <w:br/>
       <w:br/>
     </w:r>

--- a/klagomål/S 3399-2025 FSC-klagomål.docx
+++ b/klagomål/S 3399-2025 FSC-klagomål.docx
@@ -663,7 +663,7 @@
     <w:r>
       <w:tab/>
       <w:tab/>
-      <w:t>2026-10-17</w:t>
+      <w:t>2026-10-18</w:t>
       <w:br/>
       <w:br/>
     </w:r>

--- a/klagomål/S 3399-2025 FSC-klagomål.docx
+++ b/klagomål/S 3399-2025 FSC-klagomål.docx
@@ -663,7 +663,7 @@
     <w:r>
       <w:tab/>
       <w:tab/>
-      <w:t>2026-10-18</w:t>
+      <w:t>2026-10-19</w:t>
       <w:br/>
       <w:br/>
     </w:r>

--- a/klagomål/S 3399-2025 FSC-klagomål.docx
+++ b/klagomål/S 3399-2025 FSC-klagomål.docx
@@ -663,7 +663,7 @@
     <w:r>
       <w:tab/>
       <w:tab/>
-      <w:t>2026-10-19</w:t>
+      <w:t>2026-10-20</w:t>
       <w:br/>
       <w:br/>
     </w:r>

--- a/klagomål/S 3399-2025 FSC-klagomål.docx
+++ b/klagomål/S 3399-2025 FSC-klagomål.docx
@@ -663,7 +663,7 @@
     <w:r>
       <w:tab/>
       <w:tab/>
-      <w:t>2026-10-20</w:t>
+      <w:t>2026-10-21</w:t>
       <w:br/>
       <w:br/>
     </w:r>

--- a/klagomål/S 3399-2025 FSC-klagomål.docx
+++ b/klagomål/S 3399-2025 FSC-klagomål.docx
@@ -663,7 +663,7 @@
     <w:r>
       <w:tab/>
       <w:tab/>
-      <w:t>2026-10-21</w:t>
+      <w:t>2026-10-22</w:t>
       <w:br/>
       <w:br/>
     </w:r>

--- a/klagomål/S 3399-2025 FSC-klagomål.docx
+++ b/klagomål/S 3399-2025 FSC-klagomål.docx
@@ -663,7 +663,7 @@
     <w:r>
       <w:tab/>
       <w:tab/>
-      <w:t>2026-10-22</w:t>
+      <w:t>2026-10-23</w:t>
       <w:br/>
       <w:br/>
     </w:r>

--- a/klagomål/S 3399-2025 FSC-klagomål.docx
+++ b/klagomål/S 3399-2025 FSC-klagomål.docx
@@ -663,7 +663,7 @@
     <w:r>
       <w:tab/>
       <w:tab/>
-      <w:t>2026-10-23</w:t>
+      <w:t>2026-10-24</w:t>
       <w:br/>
       <w:br/>
     </w:r>

--- a/klagomål/S 3399-2025 FSC-klagomål.docx
+++ b/klagomål/S 3399-2025 FSC-klagomål.docx
@@ -663,7 +663,7 @@
     <w:r>
       <w:tab/>
       <w:tab/>
-      <w:t>2026-10-24</w:t>
+      <w:t>2026-10-25</w:t>
       <w:br/>
       <w:br/>
     </w:r>

--- a/klagomål/S 3399-2025 FSC-klagomål.docx
+++ b/klagomål/S 3399-2025 FSC-klagomål.docx
@@ -663,7 +663,7 @@
     <w:r>
       <w:tab/>
       <w:tab/>
-      <w:t>2026-10-25</w:t>
+      <w:t>2026-10-26</w:t>
       <w:br/>
       <w:br/>
     </w:r>

--- a/klagomål/S 3399-2025 FSC-klagomål.docx
+++ b/klagomål/S 3399-2025 FSC-klagomål.docx
@@ -663,7 +663,7 @@
     <w:r>
       <w:tab/>
       <w:tab/>
-      <w:t>2026-10-26</w:t>
+      <w:t>2026-10-27</w:t>
       <w:br/>
       <w:br/>
     </w:r>

--- a/klagomål/S 3399-2025 FSC-klagomål.docx
+++ b/klagomål/S 3399-2025 FSC-klagomål.docx
@@ -663,7 +663,7 @@
     <w:r>
       <w:tab/>
       <w:tab/>
-      <w:t>2026-10-27</w:t>
+      <w:t>2026-10-28</w:t>
       <w:br/>
       <w:br/>
     </w:r>

--- a/klagomål/S 3399-2025 FSC-klagomål.docx
+++ b/klagomål/S 3399-2025 FSC-klagomål.docx
@@ -663,7 +663,7 @@
     <w:r>
       <w:tab/>
       <w:tab/>
-      <w:t>2026-10-28</w:t>
+      <w:t>2026-10-29</w:t>
       <w:br/>
       <w:br/>
     </w:r>

--- a/klagomål/S 3399-2025 FSC-klagomål.docx
+++ b/klagomål/S 3399-2025 FSC-klagomål.docx
@@ -163,7 +163,7 @@
         <w:pStyle w:val="Title"/>
       </w:pPr>
       <w:r>
-        <w:t>Inledande FSC- /PEFC-klagomål – information om höga naturvärden i samrådsanmälan S 3399-2025 i Uppsala kommun</w:t>
+        <w:t>Inledande FSC- /PEFC-klagomål – information om höga naturvärden och fridlysta arter i samrådsanmälan S 3399-2025 i Uppsala kommun</w:t>
       </w:r>
     </w:p>
     <w:p>
@@ -178,7 +178,7 @@
       <w:r>
         <w:drawing>
           <wp:inline xmlns:a="http://schemas.openxmlformats.org/drawingml/2006/main" xmlns:pic="http://schemas.openxmlformats.org/drawingml/2006/picture">
-            <wp:extent cx="5078821" cy="5724000"/>
+            <wp:extent cx="5486400" cy="5423038"/>
             <wp:docPr id="1" name="Picture 1"/>
             <wp:cNvGraphicFramePr>
               <a:graphicFrameLocks noChangeAspect="1"/>
@@ -199,7 +199,7 @@
                   <pic:spPr>
                     <a:xfrm>
                       <a:off x="0" y="0"/>
-                      <a:ext cx="5078821" cy="5724000"/>
+                      <a:ext cx="5486400" cy="5423038"/>
                     </a:xfrm>
                     <a:prstGeom prst="rect"/>
                   </pic:spPr>
@@ -216,12 +216,12 @@
         <w:spacing w:after="240"/>
       </w:pPr>
       <w:r>
-        <w:t>Figur 1. Fyndplatser för naturvårdsarter inom 9 meter från samrådsanmälan. Markörer utan svart kant är placerade på fyndplatsen. Markörer med svart kant är placerade vid sidan av fyndplatsen och har ett svart streck som visar fyndplatsens exakta position. Kartans mittpunktskoordinat är N 6649997, E 668148 i SWEREF 99 TM.</w:t>
+        <w:t>Figur 1. Fyndplatser för naturvårdsarter i och inom 18 meter från samrådsanmälan. Markörer utan svart kant är placerade på fyndplatsen. Markörer med svart kant är placerade vid sidan av fyndplatsen och har ett svart streck som visar fyndplatsens exakta position. Kartans mittpunktskoordinat är N 6649997, E 668148 i SWEREF 99 TM.</w:t>
       </w:r>
     </w:p>
     <w:p>
       <w:r>
-        <w:t>Inom 9 meter från samrådsanmälan finns fynd av 1 naturvårdsarter, varav 1 är rödlistad: ask (EN). Se Figur 1.</w:t>
+        <w:t>I och inom 18 meter från samrådsanmälan finns fynd av 10 naturvårdsarter, varav 3 är rödlistade, 7 är fridlysta, 2 är typiska (T) och 1 är signalart (S): ask (EN), brunlångöra (NT, §4a), nordfladdermus (NT, §4a), nästrot (S, §8), liljekonvalj (T), ormbär (T), större brunfladdermus (§4a), vattenfladdermus (§4a), mindre vattensalamander (§6) och vanlig padda (§6). Se Figur 1.</w:t>
       </w:r>
     </w:p>
     <w:p>
@@ -244,7 +244,7 @@
     </w:p>
     <w:p>
       <w:r>
-        <w:t>Nedan följer beskrivningar av de naturvårdsarter och fridlysta arter som har sina livsmiljöer och växtplatser i den samrådsanmälda skogen. De påträffade naturvårdsarterna är ett tydligt kvitto på att det rör sig om en skog med höga naturvärden.</w:t>
+        <w:t>Nedan följer beskrivningar av de naturvårdsarter och fridlysta arter som har sina livsmiljöer och växtplatser i den samrådsanmälda skogen. Se även ytterligare artfakta i BILAGA 1. De påträffade naturvårdsarterna är ett tydligt kvitto på att det rör sig om en skog med höga naturvärden.</w:t>
       </w:r>
     </w:p>
     <w:p>
@@ -256,6 +256,126 @@
       </w:r>
       <w:r>
         <w:t xml:space="preserve"> växer naturligt på frisk till fuktig, näringsrik, mullrik mark, gärna med rörligt, ytnära grundvatten. Asken är mycket viktig för den biologiska mångfalden och den är värd för minst 213 arter i olika organismgrupper, av vilka åtminstone 42 är askspecialister, ytterligare 8 arter förekommer endast på ask och alm. Bland dessa kan nämnas asknätfjäril (EN, §4a), askvårtlav (EN) och askpraktbagge (NT). Det finns en ökad risk att dessa arter försvinner när populationen av ask minskar. Asken är kraftigt drabbad av askskottsjukan, men angripna askar bör inte avverkas eftersom det är så många andra arter knutna till ask, såväl till döda som till levande träd. Eftersom sjukdomen är vindspridd så finns den redan nästan överallt där det finns askar, och till skillnad från almsjukan så förhindrar eller försvårar man inte spridningen genom att ta bort träd. Asken är globalt rödlistad som nära hotad (NT) vilket medför ett internationellt ansvar för arten (SLU Artdatabanken, 2026; IUCN, 2017).</w:t>
+      </w:r>
+    </w:p>
+    <w:p>
+      <w:r>
+        <w:rPr>
+          <w:b/>
+        </w:rPr>
+        <w:t>Brunlångöra (NT, §4a)</w:t>
+      </w:r>
+      <w:r>
+        <w:t xml:space="preserve"> omfattas av bilaga 4 EU:s art- och habitatdirektiv vilket innebär att arten och dess livsmiljöer är strikt skyddade. Brunlångöra förekommer framförallt inne i relativt tät skog men födosöker också i trädgårdar, parker och hagar. Den har minskat med 17,5 (5–30) % under de senaste 21 åren och minskningstakten för den svenska populationen bedöms vara nära gränsvärdet för Sårbar (VU). (A2bc). Brunlångöra är typisk art för </w:t>
+      </w:r>
+      <w:r>
+        <w:rPr>
+          <w:i/>
+        </w:rPr>
+        <w:t>8310 Grottor</w:t>
+      </w:r>
+      <w:r>
+        <w:t xml:space="preserve"> och </w:t>
+      </w:r>
+      <w:r>
+        <w:rPr>
+          <w:i/>
+        </w:rPr>
+        <w:t>8330</w:t>
+      </w:r>
+      <w:r>
+        <w:t xml:space="preserve"> (SLU Artdatabanken, 2024).</w:t>
+      </w:r>
+    </w:p>
+    <w:p>
+      <w:r>
+        <w:rPr>
+          <w:b/>
+        </w:rPr>
+        <w:t>Nordfladdermus (NT, §4a)</w:t>
+      </w:r>
+      <w:r>
+        <w:t xml:space="preserve"> omfattas av bilaga 4 EU:s art- och habitatdirektiv vilket innebär ett strikt skydd där arten och dess livsmiljöer ska bevaras. Nordfladdermus föredrar variationsrik skog med förekomst av sjöar, vattendrag och våtmarker och hittas framförallt i halvöppna miljöer som trädbärande beteshagar och i kantzoner mellan skog och odlingsmark. Den undviker stora öppna områden som stora hyggen och större sammanhängande planteringar vilket minskar längden bryn och landskapets heterogenitet och därmed födotillgången och mängden lämpliga jaktplatser. Skogsbruksåtgärder som leder till minskad förekomst av äldre, gles skog och då särskilt tillgång på hålträd och träd med löst sittande bark kan leda till brist på koloniplatser och viloplatser. Nordfladdermus har minskat med 27,5 (5–50) % under de senaste 21 åren och minskningstakten för den svenska populationen bedöms vara nära gränsvärdet för Sårbar (VU). (A2bc) (SLU Artdatabanken, 2024; Skogsstyrelsen, 2016).</w:t>
+      </w:r>
+    </w:p>
+    <w:p>
+      <w:r>
+        <w:rPr>
+          <w:b/>
+        </w:rPr>
+        <w:t>Liljekonvalj</w:t>
+      </w:r>
+      <w:r>
+        <w:t xml:space="preserve"> är typisk art för </w:t>
+      </w:r>
+      <w:r>
+        <w:rPr>
+          <w:i/>
+        </w:rPr>
+        <w:t>9190 Näringsfattig ekskog</w:t>
+      </w:r>
+      <w:r>
+        <w:t>. På liljekonvalj kan man hitta rostsvampen konvaljerost (NE) (SLU Artdatabanken, 2025).</w:t>
+      </w:r>
+    </w:p>
+    <w:p>
+      <w:r>
+        <w:rPr>
+          <w:b/>
+        </w:rPr>
+        <w:t>Ormbär</w:t>
+      </w:r>
+      <w:r>
+        <w:t xml:space="preserve"> är typisk art för </w:t>
+      </w:r>
+      <w:r>
+        <w:rPr>
+          <w:i/>
+        </w:rPr>
+        <w:t xml:space="preserve">9050 Näringsrik granskog </w:t>
+      </w:r>
+      <w:r>
+        <w:t>(SLU Artdatabanken, 2025).</w:t>
+      </w:r>
+    </w:p>
+    <w:p>
+      <w:r>
+        <w:rPr>
+          <w:b/>
+        </w:rPr>
+        <w:t>Större brunfladdermus (§4a)</w:t>
+      </w:r>
+      <w:r>
+        <w:t xml:space="preserve"> omfattas av bilaga 4 EU:s art- och habitatdirektiv vilket innebär ett strikt skydd där arten och dess livsmiljöer ska bevaras. Den lever huvudsakligen i större skogsområden med gamla lövträdsbestånd, där den jagar i alla typer av öppna och halvöppna miljöer, ofta över stora sjöar och vattendrag, strandängar, betes- och slåttermarker. Under året utnyttjar fladdermössen många olika miljöer och ett effektivt bevarandearbete måste därför utgå från ett landskapsekologiskt perspektiv. Den viktigaste faktorn för om fladdermössen ska kunna leva i ett område är tillgången på föda i form av nattaktiva insekter. Ett bra hemområde måste erbjuda god födotillgång under hela aktivitetsperioden. Åtgärder som bevarar och gynnar en hög insektsproduktion är därför centrala. I ett varierat landskap med hög andel äldre lövträd, småvatten, sumpskogar, öppna våtmarker, ängar och betesmarker avlöser olika insektsgrupper varandra vilket gör att det hela tiden finns tillräckligt med föda. Gamla träd med grov bark, skador, håligheter eller döda delar bör lämnas och yngre träd (efterträdare) tillåtas finnas kvar och åldras för att säkra framtida förekomst av lämpliga yngelmiljöer. Övervintringsplatser måste skyddas effektivt från störningar (SLU Artdatabanken, 2024).</w:t>
+      </w:r>
+    </w:p>
+    <w:p>
+      <w:r>
+        <w:rPr>
+          <w:b/>
+        </w:rPr>
+        <w:t>Vattenfladdermus (§4a)</w:t>
+      </w:r>
+      <w:r>
+        <w:t xml:space="preserve"> omfattas av bilaga 4 EU:s art- och habitatdirektiv vilket innebär ett strikt skydd där arten och dess livsmiljöer ska bevaras. Arten förekommer mest vid vatten, vid både sjöar och vattendrag där den födosöker antingen tätt ovanför vattenytan eller i strandskog. Kolonin kan ligga ganska långt från vatten och den kan ibland jaga i skog flera kilometer från vatten. För vattenfladdermusen bör framförallt åtgärder planeras och vidtas i strandnära områden. Sumpskog och hålträd behöver bevaras och återskapas. Gamla träd med grov bark, skador, håligheter eller döda delar bör lämnas och yngre träd (efterträdare) tillåtas finnas kvar och åldras för att säkra framtida förekomst av lämpliga yngelmiljöer. Övervintringsplatser måste skyddas effektivt från störningar. Vattenfladdermus är typisk art för </w:t>
+      </w:r>
+      <w:r>
+        <w:rPr>
+          <w:i/>
+        </w:rPr>
+        <w:t>8310 Grottor</w:t>
+      </w:r>
+      <w:r>
+        <w:t xml:space="preserve"> och </w:t>
+      </w:r>
+      <w:r>
+        <w:rPr>
+          <w:i/>
+        </w:rPr>
+        <w:t>8330 Havsgrottor</w:t>
+      </w:r>
+      <w:r>
+        <w:t xml:space="preserve"> (SLU Artdatabanken, 2025).</w:t>
       </w:r>
     </w:p>
     <w:p>
@@ -348,7 +468,7 @@
         <w:rPr>
           <w:i/>
         </w:rPr>
-        <w:t>I det samrådsanmälda skogsområdet har 1 naturvårdsarter varav 1 rödlistade arter sina livsmiljöer och växtplatser.</w:t>
+        <w:t>I det samrådsanmälda skogsområdet har 10 naturvårdsarter varav 3 rödlistade arter sina livsmiljöer och växtplatser.</w:t>
       </w:r>
     </w:p>
     <w:p>
@@ -535,6 +655,141 @@
         <w:t>I den samrådsanmälda skogen har fridlysta arter sina livsmiljöer och växtplatser. Att skada de fridlysta arternas livsmiljöer, växtplatser eller ekologiska funktion är inte tillåtet enligt artskyddsförordningen</w:t>
       </w:r>
     </w:p>
+    <w:p>
+      <w:r>
+        <w:br w:type="page"/>
+      </w:r>
+    </w:p>
+    <w:p>
+      <w:pPr>
+        <w:pStyle w:val="Title"/>
+      </w:pPr>
+      <w:r>
+        <w:t>BILAGA 1 – Fridlysta arter</w:t>
+      </w:r>
+    </w:p>
+    <w:p>
+      <w:pPr>
+        <w:pStyle w:val="Heading1"/>
+      </w:pPr>
+      <w:r>
+        <w:t>Brunlångöra – ekologi samt krav på livsmiljön</w:t>
+      </w:r>
+    </w:p>
+    <w:p>
+      <w:r>
+        <w:t>Brunlångöra (NT, §4a) omfattas av bilaga 4 EU:s art- och habitatdirektiv vilket innebär ett strikt skydd för arten och dess livsmiljöer. Den har minskat med 17,5 (5–30) % under de senaste 21 åren och minskningstakten för den svenska populationen bedöms vara nära gränsvärdet för Sårbar (VU). (A2bc) (SLU Artdatabanken, 2024).</w:t>
+      </w:r>
+    </w:p>
+    <w:p>
+      <w:r>
+        <w:t>Brunlångöra förekommer framförallt inne i relativt tät skog men födosöker också runt hus, i parker, trädgårdar och hagar. Arten har ett mycket karakteristiskt jaktbeteende då den flyger tätt intill vegetationen så som träd och buskar eller lågt över marken där den plockar insekter och spindlar direkt från blad, grenar och grässtrån. Arten kan till och med ryttla, stå stilla i luften med fladdrande vingar. Kolonierna finns ofta i stora byggnader som kyrkor, lador och magasin. Arten påverkas negativt av belysning, och en kraftig minskning har observerats på ett antal koloniplatser i södra Sverige (SLU Artdatabanken, 2024).</w:t>
+      </w:r>
+    </w:p>
+    <w:p>
+      <w:r>
+        <w:t xml:space="preserve">Den viktigaste faktorn för om fladdermössen ska kunna leva i ett område är tillgången på föda i form av nattaktiva insekter. Ett bra hemområde måste erbjuda god födotillgång under hela aktivitetsperioden. Åtgärder som bevarar och gynnar en hög insektsproduktion är därför centrala. I ett varierat landskap med hög andel äldre lövträd, småvatten, sumpskogar, öppna våtmarker, ängar och betesmarker avlöser olika insektsgrupper varandra vilket gör att det hela tiden finns tillräckligt med föda. Brunlångöra är typisk art för </w:t>
+      </w:r>
+      <w:r>
+        <w:rPr>
+          <w:i/>
+        </w:rPr>
+        <w:t>8310 Grottor</w:t>
+      </w:r>
+      <w:r>
+        <w:t xml:space="preserve"> och </w:t>
+      </w:r>
+      <w:r>
+        <w:rPr>
+          <w:i/>
+        </w:rPr>
+        <w:t>8330 Havsgrottor</w:t>
+      </w:r>
+      <w:r>
+        <w:t xml:space="preserve"> (SLU Artdatabanken, 2024).</w:t>
+      </w:r>
+    </w:p>
+    <w:p>
+      <w:pPr>
+        <w:pStyle w:val="Heading2"/>
+      </w:pPr>
+      <w:r>
+        <w:t>Referenser – brunlångöra</w:t>
+      </w:r>
+    </w:p>
+    <w:p>
+      <w:r>
+        <w:t>SLU Artdatabanken, 2024.</w:t>
+      </w:r>
+      <w:r>
+        <w:rPr>
+          <w:i/>
+        </w:rPr>
+        <w:t xml:space="preserve"> Artfakta: brunlångöra (Plecotus auritus). </w:t>
+      </w:r>
+      <w:r>
+        <w:t>https://artfakta.se/taxa/206002</w:t>
+      </w:r>
+    </w:p>
+    <w:p>
+      <w:pPr>
+        <w:pStyle w:val="Heading1"/>
+      </w:pPr>
+      <w:r>
+        <w:t>Nordfladdermus – ekologi samt krav på livsmiljön</w:t>
+      </w:r>
+    </w:p>
+    <w:p>
+      <w:r>
+        <w:t>Nordfladdermus (NT, §4a) omfattas av bilaga 4 EU:s art- och habitatdirektiv vilket innebär ett strikt skydd för arten och dess livsmiljöer. Arten har minskat med 27,5 (5–50) % under de senaste 21 åren och minskningstakten för den svenska populationen bedöms vara nära gränsvärdet för Sårbar (VU). (A2bc) (SLU Artdatabanken, 2024).</w:t>
+      </w:r>
+    </w:p>
+    <w:p>
+      <w:r>
+        <w:t>Nordfladdermus föredrar variationsrik skog med förekomst av sjöar, vattendrag och våtmarker och hittas framförallt i halvöppna miljöer som trädbärande beteshagar och i kantzoner mellan skog och odlingsmark. Den undviker stora öppna områden som stora hyggen och större sammanhängande planteringar vilket minskar längden bryn och landskapets heterogenitet och därmed födotillgången och mängden lämpliga jaktplatser. Skogsbruksåtgärder som leder till minskad förekomst av äldre, gles skog och då särskilt tillgång på hålträd och träd med löst sittande bark kan leda till brist på koloniplatser och viloplatser (SLU Artdatabanken, 2024; Skogsstyrelsen, 2016).</w:t>
+      </w:r>
+    </w:p>
+    <w:p>
+      <w:r>
+        <w:t>Fladdermöss är beroende av hänsyn på landskapsnivå och det är viktigt att alla typer av vatten och våtmarker samt fuktiga skogspartier återställs och bevaras. Sväm- och sumpskog ska alltid sparas, och äldre lövmiljöer bör alltid sparas för födosök, koloniplatser och viloplatser. Utöver kantzoner mot vatten och våtmarker bör tillräckligt breda skyddszoner av uppväxt skog sparas för att skapa och bevara vindskyddade födosöksmiljöer. Genom att binda samman befintliga skogsbestånd med korridorer av uppvuxen skog skapas ett fladdermusvänligt landskap (SLU Artdatabanken, 2024; Skogsstyrelsen, 2016).</w:t>
+      </w:r>
+    </w:p>
+    <w:p>
+      <w:pPr>
+        <w:pStyle w:val="Heading2"/>
+      </w:pPr>
+      <w:r>
+        <w:t>Referenser – nordfladdermus</w:t>
+      </w:r>
+    </w:p>
+    <w:p>
+      <w:r>
+        <w:t xml:space="preserve">Skogsstyrelsen, 2016. </w:t>
+      </w:r>
+      <w:r>
+        <w:rPr>
+          <w:i/>
+        </w:rPr>
+        <w:t xml:space="preserve">Vägledning för hänsyn till nordfladdermus. </w:t>
+      </w:r>
+      <w:r>
+        <w:t>Vägledningar och kunskapsstöd artskydd - Skogsstyrelsen</w:t>
+      </w:r>
+    </w:p>
+    <w:p>
+      <w:r>
+        <w:t>SLU Artdatabanken, 2024.</w:t>
+      </w:r>
+      <w:r>
+        <w:rPr>
+          <w:i/>
+        </w:rPr>
+        <w:t xml:space="preserve">  Artfakta: nordfladdermus (Eptesicus nilssonii). </w:t>
+      </w:r>
+      <w:r>
+        <w:t>https://artfakta.se/taxa/205998</w:t>
+      </w:r>
+    </w:p>
     <w:sectPr>
       <w:headerReference w:type="even" r:id="rId8"/>
       <w:headerReference w:type="default" r:id="rId9"/>
@@ -663,7 +918,7 @@
     <w:r>
       <w:tab/>
       <w:tab/>
-      <w:t>2026-10-29</w:t>
+      <w:t>2026-10-31</w:t>
       <w:br/>
       <w:br/>
     </w:r>
